--- a/03_Outputs/final scripts/ru/Module 5/5.2.0-ru.docx
+++ b/03_Outputs/final scripts/ru/Module 5/5.2.0-ru.docx
@@ -24,7 +24,7 @@
     </w:p>
     <w:p>
       <w:r>
-        <w:t>Наконец, мы применяем эти принципы через рамочную систему управления, протестированную в Нигерии. Сопоставляя основные принципы, такие как участие, справедливость и независимый надзор, с элементами перехода, такими как инфраструктура, финансы и социальные воздействия, заинтересованные стороны создали «тепловую карту» для выявления пробелов, рисков и возможностей.</w:t>
+        <w:t>Наконец, мы применяем эти принципы через рамочную структуру управления, протестированную в Нигерии. Сопоставляя основные принципы, такие как участие, справедливость и независимый надзор, с элементами перехода, такими как инфраструктура, финансы и социальные воздействия, заинтересованные стороны создали «тепловую карту» для выявления пробелов, рисков и возможностей.</w:t>
       </w:r>
     </w:p>
     <w:p>
